--- a/app/assets/docs/Cyster使用手册(ver.0.1beta).docx
+++ b/app/assets/docs/Cyster使用手册(ver.0.1beta).docx
@@ -1684,7 +1684,7 @@
           <w:shd w:val="clear" w:color="auto" w:fill="auto"/>
           <w:lang w:val="en-US" w:eastAsia="zh-CN"/>
         </w:rPr>
-        <w:t>另外，最近项目中目前最多显示最近打开过的6个项目，点击即可快速打开。</w:t>
+        <w:t>另外，最近项目中目前最多显示最近打开过的100个项目，点击即可快速打开。</w:t>
       </w:r>
     </w:p>
     <w:p>
